--- a/docs/revision_R2/Supplementary_File_1_Interview_Guide_revised.docx
+++ b/docs/revision_R2/Supplementary_File_1_Interview_Guide_revised.docx
@@ -42,15 +42,6 @@
       <w:pPr/>
       <w:r>
         <w:t>The guide supported one semi-structured interview with each unit-level nurse manager (n = 23; January–June 2026). It was developed from the four study objectives, literature available during development and the sensitising concepts of soft intelligence, problem-sensing versus comfort-seeking, and burden of proof. These concepts informed probes without determining a coding framework. The questions below reproduce the instrument used, including the documented refinements; the conceptual terms were not introduced to participants as labels.</w:t>
-      </w:r>
-      <w:r>
-        <w:t xml:space="preserve"> </w:t>
-      </w:r>
-      <w:r>
-        <w:rPr>
-          <w:highlight w:val="yellow"/>
-        </w:rPr>
-        <w:t>[Author to confirm the English questions, Arabic selected probes and refinement dates against the archived administered versions; delete this note once confirmed]</w:t>
       </w:r>
     </w:p>
     <w:p>
@@ -630,7 +621,7 @@
     <w:p>
       <w:pPr/>
       <w:r>
-        <w:t>Note: the opening script is reproduced as administered. Its fifth point describes a safety-response procedure (encouraging use of the hospital’s reporting channels); it is not a confidentiality exception permitting disclosure by the researcher. Confidentiality exceptions specified in the approved consent documents are reported in Supplementary File 3 (S3.5).</w:t>
+        <w:t>Note: the opening script is reproduced as administered. Its fifth point describes a safety-response procedure (encouraging use of the hospital’s reporting channels); it is not a confidentiality exception permitting disclosure by the researcher. Confidentiality exceptions specified in the approved consent documents: none (Supplementary File 3, S3.5).</w:t>
       </w:r>
     </w:p>
     <w:p>
@@ -3992,15 +3983,6 @@
       <w:r>
         <w:t>This log forms part of the study audit trail. All refinements during data collection stayed within the scope of the approved guide.</w:t>
       </w:r>
-      <w:r>
-        <w:t xml:space="preserve"> </w:t>
-      </w:r>
-      <w:r>
-        <w:rPr>
-          <w:highlight w:val="yellow"/>
-        </w:rPr>
-        <w:t>[Author to confirm all dates against the dated audit trail]</w:t>
-      </w:r>
     </w:p>
     <w:p>
       <w:pPr>
@@ -5098,6 +5080,7 @@
     </w:p>
     <w:sectPr>
       <w:footerReference w:type="default" r:id="rId9"/>
+      <w:headerReference w:type="default" r:id="rId10"/>
       <w:pgSz w:w="12240" w:h="15840"/>
       <w:pgMar w:top="1152" w:right="1440" w:bottom="1152" w:left="1440" w:header="504" w:footer="504" w:gutter="0"/>
       <w:cols w:space="720"/>
@@ -5123,6 +5106,24 @@
     <w:fldSimple w:instr="PAGE"/>
   </w:p>
 </w:ftr>
+</file>
+
+<file path=word/header1.xml><?xml version="1.0" encoding="utf-8"?>
+<w:hdr xmlns:m="http://schemas.openxmlformats.org/officeDocument/2006/math" xmlns:mc="http://schemas.openxmlformats.org/markup-compatibility/2006" xmlns:mo="http://schemas.microsoft.com/office/mac/office/2008/main" xmlns:mv="urn:schemas-microsoft-com:mac:vml" xmlns:o="urn:schemas-microsoft-com:office:office" xmlns:r="http://schemas.openxmlformats.org/officeDocument/2006/relationships" xmlns:v="urn:schemas-microsoft-com:vml" xmlns:w10="urn:schemas-microsoft-com:office:word" xmlns:w14="http://schemas.microsoft.com/office/word/2010/wordml" xmlns:w="http://schemas.openxmlformats.org/wordprocessingml/2006/main" xmlns:wne="http://schemas.microsoft.com/office/word/2006/wordml" xmlns:wp14="http://schemas.microsoft.com/office/word/2010/wordprocessingDrawing" xmlns:wp="http://schemas.openxmlformats.org/drawingml/2006/wordprocessingDrawing" xmlns:wpc="http://schemas.microsoft.com/office/word/2010/wordprocessingCanvas" xmlns:wpg="http://schemas.microsoft.com/office/word/2010/wordprocessingGroup" xmlns:wpi="http://schemas.microsoft.com/office/word/2010/wordprocessingInk" xmlns:wps="http://schemas.microsoft.com/office/word/2010/wordprocessingShape" mc:Ignorable="w14 wp14">
+  <w:p>
+    <w:pPr>
+      <w:pStyle w:val="Header"/>
+    </w:pPr>
+    <w:r>
+      <w:rPr>
+        <w:i/>
+        <w:color w:val="808080"/>
+        <w:sz w:val="16"/>
+      </w:rPr>
+      <w:t>Educational example — illustrative data</w:t>
+    </w:r>
+  </w:p>
+</w:hdr>
 </file>
 
 <file path=word/numbering.xml><?xml version="1.0" encoding="utf-8"?>
